--- a/docs/posts/2025-07-08-research-metrics.docx
+++ b/docs/posts/2025-07-08-research-metrics.docx
@@ -31,17 +31,16 @@
         <w:tblStyle w:val="Table"/>
         <w:tblLook w:firstRow="0" w:lastRow="0" w:firstColumn="0" w:lastColumn="0" w:noHBand="0" w:noVBand="0" w:val="0000"/>
         <w:tblBorders>
+          <w:top w:val="single" w:sz="4" w:space="0" w:color="0758E5"/>
           <w:left w:val="single" w:sz="24" w:space="0" w:color="0758E5"/>
+          <w:bottom w:val="single" w:sz="4" w:space="0" w:color="0758E5"/>
           <w:right w:val="single" w:sz="4" w:space="0" w:color="0758E5"/>
-          <w:top w:val="single" w:sz="4" w:space="0" w:color="0758E5"/>
-          <w:bottom w:val="single" w:sz="4" w:space="0" w:color="0758E5"/>
         </w:tblBorders>
         <w:tblCellMar>
           <w:left w:w="144" w:type="dxa"/>
           <w:right w:w="144" w:type="dxa"/>
         </w:tblCellMar>
-        <w:tblInd w:w="164" w:type="dxa"/>
-        <w:tblW w:type="pct" w:w="100%"/>
+        <w:tblLook w:firstRow="0" w:lastRow="0" w:firstColumn="0" w:lastColumn="0" w:noHBand="0" w:noVBand="0" w:val="0000"/>
       </w:tblPr>
       <w:tr>
         <w:trPr>
@@ -68,18 +67,18 @@
                 <wp:inline>
                   <wp:extent cx="152400" cy="152400"/>
                   <wp:effectExtent b="0" l="0" r="0" t="0"/>
-                  <wp:docPr descr="" title="" id="21" name="Picture"/>
+                  <wp:docPr descr="" title="" id="10" name="Picture"/>
                   <a:graphic>
                     <a:graphicData uri="http://schemas.openxmlformats.org/drawingml/2006/picture">
                       <pic:pic>
                         <pic:nvPicPr>
-                          <pic:cNvPr descr="/Applications/quarto/share/formats/docx/note.png" id="22" name="Picture"/>
+                          <pic:cNvPr descr="/Applications/quarto/share/formats/docx/note.png" id="11" name="Picture"/>
                           <pic:cNvPicPr>
                             <a:picLocks noChangeArrowheads="1" noChangeAspect="1"/>
                           </pic:cNvPicPr>
                         </pic:nvPicPr>
                         <pic:blipFill>
-                          <a:blip r:embed="rId20"/>
+                          <a:blip r:embed="rId9"/>
                           <a:stretch>
                             <a:fillRect/>
                           </a:stretch>
@@ -139,10 +138,11 @@
               <w:t xml:space="preserve">This is an HTML version of a document that I wrote for Leonardo Arriola, Dean of Social Sciences, Humanities, and Arts at UC Merced. There’s a PDF version linked in the sidebar.</w:t>
             </w:r>
           </w:p>
+          <w:p/>
         </w:tc>
       </w:tr>
     </w:tbl>
-    <w:bookmarkStart w:id="28" w:name="executive-summary"/>
+    <w:bookmarkStart w:id="17" w:name="executive-summary"/>
     <w:p>
       <w:pPr>
         <w:pStyle w:val="Heading1"/>
@@ -171,7 +171,7 @@
         <w:t xml:space="preserve">to be used to make or inform the allocation of faculty lines to departments. This document provides a review of the limitations and problems associated with using publication-based metrics (bibliometrics) for faculty resource allocation decisions. Drawing on my work experience in research evaluation and the established consensus among professionals in that field, I argue that bibliometrics are not fit for purpose for making hiring, tenure, promotion, and faculty line allocation decisions.</w:t>
       </w:r>
     </w:p>
-    <w:bookmarkStart w:id="23" w:name="professional-consensus"/>
+    <w:bookmarkStart w:id="12" w:name="professional-consensus"/>
     <w:p>
       <w:pPr>
         <w:pStyle w:val="Heading2"/>
@@ -194,8 +194,8 @@
         <w:t xml:space="preserve">“Do not use journal-based metrics, such as Journal Impact Factors, as a surrogate measure of the quality of individual research articles, to assess an individual scientist’s contributions, or in hiring, promotion, or funding decisions.”</w:t>
       </w:r>
     </w:p>
-    <w:bookmarkEnd w:id="23"/>
-    <w:bookmarkStart w:id="24" w:name="key-technical-problems"/>
+    <w:bookmarkEnd w:id="12"/>
+    <w:bookmarkStart w:id="13" w:name="key-technical-problems"/>
     <w:p>
       <w:pPr>
         <w:pStyle w:val="Heading2"/>
@@ -276,8 +276,8 @@
         <w:t xml:space="preserve">A fundamental tradeoff exists between data coverage and quality—comprehensive databases suffer from poor data quality and manipulation vulnerabilities, while selective databases systematically underrepresent social sciences and humanities.</w:t>
       </w:r>
     </w:p>
-    <w:bookmarkEnd w:id="24"/>
-    <w:bookmarkStart w:id="25" w:name="systemic-bias-concerns"/>
+    <w:bookmarkEnd w:id="13"/>
+    <w:bookmarkStart w:id="14" w:name="systemic-bias-concerns"/>
     <w:p>
       <w:pPr>
         <w:pStyle w:val="Heading2"/>
@@ -294,8 +294,8 @@
         <w:t xml:space="preserve">Extensive research demonstrates that bibliometric systems systematically disadvantage women and racial/ethnic minorities through lower citation rates, publication barriers, and exclusionary networks. Rather than providing objective assessment, these systems risk exacerbating existing inequities.</w:t>
       </w:r>
     </w:p>
-    <w:bookmarkEnd w:id="25"/>
-    <w:bookmarkStart w:id="26" w:name="failure-to-avoid-controversy"/>
+    <w:bookmarkEnd w:id="14"/>
+    <w:bookmarkStart w:id="15" w:name="failure-to-avoid-controversy"/>
     <w:p>
       <w:pPr>
         <w:pStyle w:val="Heading2"/>
@@ -312,8 +312,8 @@
         <w:t xml:space="preserve">Bibliometrics are attractive because they appear to depoliticize controversial resource allocation decisions. But this appearance is incorrect. Instead, they shift political controversies to the kinds of technical implementation issues identified above, creating new sources of institutional conflict while failing to address underlying disagreements about priorities and values.</w:t>
       </w:r>
     </w:p>
-    <w:bookmarkEnd w:id="26"/>
-    <w:bookmarkStart w:id="27" w:name="recommendations"/>
+    <w:bookmarkEnd w:id="15"/>
+    <w:bookmarkStart w:id="16" w:name="recommendations"/>
     <w:p>
       <w:pPr>
         <w:pStyle w:val="Heading2"/>
@@ -330,9 +330,9 @@
         <w:t xml:space="preserve">As an alternative to bibliometrics, I recommend taking an approach to faculty hiring decisions that starts by articulating campus-levels aims for hiring; approaches hiring requests as program impact plans — also known as theories of change and logic models — to explicitly connect proposed hires to those campus-level aims; and incorporates faculty voice through a peer review process, similar to the approaches already used for curricular changes on campus and by research funding agencies.</w:t>
       </w:r>
     </w:p>
-    <w:bookmarkEnd w:id="27"/>
-    <w:bookmarkEnd w:id="28"/>
-    <w:bookmarkStart w:id="36" w:name="introduction"/>
+    <w:bookmarkEnd w:id="16"/>
+    <w:bookmarkEnd w:id="17"/>
+    <w:bookmarkStart w:id="25" w:name="introduction"/>
     <w:p>
       <w:pPr>
         <w:pStyle w:val="Heading1"/>
@@ -418,7 +418,7 @@
         <w:t xml:space="preserve">; that there is a sharp tradeoff between bibliometric data coverage and data quality; that bibliometrics can reflect systematic gender and racial/ethnic bias; and finally that they do not serve their broader function of quieting fraught controversies. I close with some procedural recommendations that, I think, would keep controversies from becoming too heated and avoid the favoritism and patronage of the current system.</w:t>
       </w:r>
     </w:p>
-    <w:bookmarkStart w:id="31" w:name="bibliometrics-and-scientometrics"/>
+    <w:bookmarkStart w:id="20" w:name="bibliometrics-and-scientometrics"/>
     <w:p>
       <w:pPr>
         <w:pStyle w:val="Heading2"/>
@@ -462,7 +462,7 @@
         <w:rPr>
           <w:rStyle w:val="FootnoteReference"/>
         </w:rPr>
-        <w:footnoteReference w:id="29"/>
+        <w:footnoteReference w:id="18"/>
       </w:r>
       <w:r>
         <w:t xml:space="preserve"> </w:t>
@@ -474,7 +474,7 @@
         <w:rPr>
           <w:rStyle w:val="FootnoteReference"/>
         </w:rPr>
-        <w:footnoteReference w:id="30"/>
+        <w:footnoteReference w:id="19"/>
       </w:r>
       <w:r>
         <w:t xml:space="preserve">.</w:t>
@@ -533,8 +533,8 @@
         <w:t xml:space="preserve">is also used as the name of a research field — the scholarly side of the practice of research assessment or research evaluation — that operates at the intersection of science and technology studies, science policy, library and information sciences, and sociology. As a research field, research evaluation/scientometrics has obvious conceptual and methodological ties to science-of-science and metascience. Unlike these other two fields, research evaluation tends to focus more on supporting decisionmaking by funding bodies and research organizations.</w:t>
       </w:r>
     </w:p>
-    <w:bookmarkEnd w:id="31"/>
-    <w:bookmarkStart w:id="33" w:name="my-background"/>
+    <w:bookmarkEnd w:id="20"/>
+    <w:bookmarkStart w:id="22" w:name="my-background"/>
     <w:p>
       <w:pPr>
         <w:pStyle w:val="Heading2"/>
@@ -554,7 +554,7 @@
         <w:t xml:space="preserve"> </w:t>
       </w:r>
       <w:r>
-        <w:t xml:space="preserve">(Daniel J. Hicks 2016; D. Hicks and Simmons 2019)</w:t>
+        <w:t xml:space="preserve">(Hicks 2016; Hicks and Simmons 2019)</w:t>
       </w:r>
       <w:r>
         <w:t xml:space="preserve">.</w:t>
@@ -571,7 +571,7 @@
         <w:rPr>
           <w:rStyle w:val="FootnoteReference"/>
         </w:rPr>
-        <w:footnoteReference w:id="32"/>
+        <w:footnoteReference w:id="21"/>
       </w:r>
       <w:r>
         <w:t xml:space="preserve"> </w:t>
@@ -583,14 +583,14 @@
         <w:t xml:space="preserve"> </w:t>
       </w:r>
       <w:r>
-        <w:t xml:space="preserve">(Daniel J. Hicks, Stahmer, and Smith 2018; Daniel J. Hicks et al. 2019; Daniel J. Hicks 2021)</w:t>
+        <w:t xml:space="preserve">(Hicks et al. 2018; Hicks et al. 2019; Hicks 2021)</w:t>
       </w:r>
       <w:r>
         <w:t xml:space="preserve">.</w:t>
       </w:r>
     </w:p>
-    <w:bookmarkEnd w:id="33"/>
-    <w:bookmarkStart w:id="35" w:name="the-dora-statement-and-leiden-manifesto"/>
+    <w:bookmarkEnd w:id="22"/>
+    <w:bookmarkStart w:id="24" w:name="the-dora-statement-and-leiden-manifesto"/>
     <w:p>
       <w:pPr>
         <w:pStyle w:val="Heading2"/>
@@ -622,7 +622,7 @@
         <w:t xml:space="preserve"> </w:t>
       </w:r>
       <w:r>
-        <w:t xml:space="preserve">(Diana Hicks et al. 2015)</w:t>
+        <w:t xml:space="preserve">(Hicks et al. 2015)</w:t>
       </w:r>
       <w:r>
         <w:t xml:space="preserve">.</w:t>
@@ -631,7 +631,7 @@
         <w:rPr>
           <w:rStyle w:val="FootnoteReference"/>
         </w:rPr>
-        <w:footnoteReference w:id="34"/>
+        <w:footnoteReference w:id="23"/>
       </w:r>
     </w:p>
     <w:p>
@@ -916,7 +916,7 @@
         <w:t xml:space="preserve"> </w:t>
       </w:r>
       <w:r>
-        <w:t xml:space="preserve">(Kojaku, Livan, and Masuda 2021)</w:t>
+        <w:t xml:space="preserve">(Kojaku et al. 2021)</w:t>
       </w:r>
       <w:r>
         <w:t xml:space="preserve"> </w:t>
@@ -934,9 +934,9 @@
         <w:t xml:space="preserve">.</w:t>
       </w:r>
     </w:p>
-    <w:bookmarkEnd w:id="35"/>
-    <w:bookmarkEnd w:id="36"/>
-    <w:bookmarkStart w:id="37" w:name="outputs-outcomes-and-impacts"/>
+    <w:bookmarkEnd w:id="24"/>
+    <w:bookmarkEnd w:id="25"/>
+    <w:bookmarkStart w:id="26" w:name="outputs-outcomes-and-impacts"/>
     <w:p>
       <w:pPr>
         <w:pStyle w:val="Heading1"/>
@@ -1004,7 +1004,7 @@
         <w:t xml:space="preserve"> </w:t>
       </w:r>
       <w:r>
-        <w:t xml:space="preserve">Daniel J. Hicks, Stahmer, and Smith (2018)</w:t>
+        <w:t xml:space="preserve">Hicks et al. (2018)</w:t>
       </w:r>
       <w:r>
         <w:t xml:space="preserve"> </w:t>
@@ -1109,8 +1109,8 @@
         <w:t xml:space="preserve">Without clear impacts it’s impossible to develop measures of progress or achievement with respect to those impacts.</w:t>
       </w:r>
     </w:p>
-    <w:bookmarkEnd w:id="37"/>
-    <w:bookmarkStart w:id="40" w:name="X8b1e1933aa95b4df6efda16019415617762ed2f"/>
+    <w:bookmarkEnd w:id="26"/>
+    <w:bookmarkStart w:id="29" w:name="X8b1e1933aa95b4df6efda16019415617762ed2f"/>
     <w:p>
       <w:pPr>
         <w:pStyle w:val="Heading1"/>
@@ -1214,7 +1214,7 @@
         <w:rPr>
           <w:rStyle w:val="FootnoteReference"/>
         </w:rPr>
-        <w:footnoteReference w:id="38"/>
+        <w:footnoteReference w:id="27"/>
       </w:r>
       <w:r>
         <w:t xml:space="preserve"> </w:t>
@@ -1235,7 +1235,7 @@
         <w:t xml:space="preserve"> </w:t>
       </w:r>
       <w:r>
-        <w:t xml:space="preserve">Radicchi, Fortunato, and Castellano (2008)</w:t>
+        <w:t xml:space="preserve">Radicchi et al. (2008)</w:t>
       </w:r>
       <w:r>
         <w:t xml:space="preserve"> </w:t>
@@ -1325,8 +1325,8 @@
         <w:t xml:space="preserve">adjustments to citation counts have, at best, speculative and controversial theoretical support.</w:t>
       </w:r>
     </w:p>
-    <w:bookmarkEnd w:id="40"/>
-    <w:bookmarkStart w:id="47" w:name="the-reference-class-problem"/>
+    <w:bookmarkEnd w:id="29"/>
+    <w:bookmarkStart w:id="36" w:name="the-reference-class-problem"/>
     <w:p>
       <w:pPr>
         <w:pStyle w:val="Heading1"/>
@@ -1346,7 +1346,7 @@
         <w:t xml:space="preserve"> </w:t>
       </w:r>
       <w:r>
-        <w:t xml:space="preserve">C. J. Lee (2020)</w:t>
+        <w:t xml:space="preserve">Lee (2020)</w:t>
       </w:r>
       <w:r>
         <w:t xml:space="preserve"> </w:t>
@@ -1434,7 +1434,7 @@
         <w:rPr>
           <w:rStyle w:val="FootnoteReference"/>
         </w:rPr>
-        <w:footnoteReference w:id="41"/>
+        <w:footnoteReference w:id="30"/>
       </w:r>
       <w:r>
         <w:t xml:space="preserve"> </w:t>
@@ -1470,7 +1470,7 @@
         <w:rPr>
           <w:rStyle w:val="FootnoteReference"/>
         </w:rPr>
-        <w:footnoteReference w:id="43"/>
+        <w:footnoteReference w:id="32"/>
       </w:r>
       <w:r>
         <w:t xml:space="preserve">,</w:t>
@@ -1495,7 +1495,7 @@
         <w:rPr>
           <w:rStyle w:val="FootnoteReference"/>
         </w:rPr>
-        <w:footnoteReference w:id="45"/>
+        <w:footnoteReference w:id="34"/>
       </w:r>
       <w:r>
         <w:t xml:space="preserve"> </w:t>
@@ -1504,8 +1504,8 @@
         <w:t xml:space="preserve">this journal also regularly publishes work in archaeology, cognitive science, and other fields across the social sciences. Across the 47,000 journals indexed by Scopus, the median journal has 2 ASJC codes, and more than 2,600 journals have 5 or more codes.</w:t>
       </w:r>
     </w:p>
-    <w:bookmarkEnd w:id="47"/>
-    <w:bookmarkStart w:id="58" w:name="X28f5f79109a2ebed84c38dd12cbca400b9f118f"/>
+    <w:bookmarkEnd w:id="36"/>
+    <w:bookmarkStart w:id="47" w:name="X28f5f79109a2ebed84c38dd12cbca400b9f118f"/>
     <w:p>
       <w:pPr>
         <w:pStyle w:val="Heading1"/>
@@ -1533,7 +1533,7 @@
       <w:r>
         <w:t xml:space="preserve">(</w:t>
       </w:r>
-      <w:hyperlink r:id="rId48">
+      <w:hyperlink r:id="rId37">
         <w:r>
           <w:rPr>
             <w:rStyle w:val="Hyperlink"/>
@@ -1583,13 +1583,13 @@
       <w:tr>
         <w:tc>
           <w:tcPr/>
-          <w:bookmarkStart w:id="53" w:name="tbl-databases"/>
+          <w:bookmarkStart w:id="42" w:name="tbl-databases"/>
           <w:p>
             <w:pPr>
               <w:jc w:val="center"/>
             </w:pPr>
             <w:pPr>
-              <w:jc w:val="start"/>
+              <w:jc w:val="left"/>
               <w:spacing w:before="200"/>
               <w:pStyle w:val="ImageCaption"/>
             </w:pPr>
@@ -1653,7 +1653,7 @@
             <w:r>
               <w:t xml:space="preserve"> </w:t>
             </w:r>
-            <w:hyperlink r:id="rId49">
+            <w:hyperlink r:id="rId38">
               <w:r>
                 <w:rPr>
                   <w:rStyle w:val="Hyperlink"/>
@@ -1667,7 +1667,7 @@
             <w:r>
               <w:t xml:space="preserve"> </w:t>
             </w:r>
-            <w:hyperlink r:id="rId50">
+            <w:hyperlink r:id="rId39">
               <w:r>
                 <w:rPr>
                   <w:rStyle w:val="Hyperlink"/>
@@ -1681,7 +1681,7 @@
             <w:r>
               <w:t xml:space="preserve"> </w:t>
             </w:r>
-            <w:hyperlink r:id="rId51">
+            <w:hyperlink r:id="rId40">
               <w:r>
                 <w:rPr>
                   <w:rStyle w:val="Hyperlink"/>
@@ -1695,7 +1695,7 @@
             <w:r>
               <w:t xml:space="preserve"> </w:t>
             </w:r>
-            <w:hyperlink r:id="rId42">
+            <w:hyperlink r:id="rId31">
               <w:r>
                 <w:rPr>
                   <w:rStyle w:val="Hyperlink"/>
@@ -1709,7 +1709,7 @@
             <w:r>
               <w:t xml:space="preserve"> </w:t>
             </w:r>
-            <w:hyperlink r:id="rId52">
+            <w:hyperlink r:id="rId41">
               <w:r>
                 <w:rPr>
                   <w:rStyle w:val="Hyperlink"/>
@@ -2033,7 +2033,7 @@
               </w:tc>
             </w:tr>
           </w:tbl>
-          <w:bookmarkEnd w:id="53"/>
+          <w:bookmarkEnd w:id="42"/>
           <w:p/>
         </w:tc>
       </w:tr>
@@ -2057,7 +2057,7 @@
         <w:t xml:space="preserve"> </w:t>
       </w:r>
       <w:r>
-        <w:t xml:space="preserve">Martín-Martín et al. (2018)</w:t>
+        <w:t xml:space="preserve">Martín-Martín, Orduna-Malea, Thelwall, et al. (2018)</w:t>
       </w:r>
       <w:r>
         <w:t xml:space="preserve"> </w:t>
@@ -2164,7 +2164,7 @@
         <w:rPr>
           <w:rStyle w:val="FootnoteReference"/>
         </w:rPr>
-        <w:footnoteReference w:id="54"/>
+        <w:footnoteReference w:id="43"/>
       </w:r>
       <w:r>
         <w:t xml:space="preserve"> </w:t>
@@ -2192,7 +2192,7 @@
         <w:rPr>
           <w:rStyle w:val="FootnoteReference"/>
         </w:rPr>
-        <w:footnoteReference w:id="56"/>
+        <w:footnoteReference w:id="45"/>
       </w:r>
       <w:r>
         <w:t xml:space="preserve">.</w:t>
@@ -2206,8 +2206,8 @@
         <w:t xml:space="preserve">All together, to my knowledge there is no source of bibliometrics that can be considered to have both reliable coverage of the humanities and social sciences and reliable citation data.</w:t>
       </w:r>
     </w:p>
-    <w:bookmarkEnd w:id="58"/>
-    <w:bookmarkStart w:id="59" w:name="gender-and-racialethnic-bias"/>
+    <w:bookmarkEnd w:id="47"/>
+    <w:bookmarkStart w:id="48" w:name="gender-and-racialethnic-bias"/>
     <w:p>
       <w:pPr>
         <w:pStyle w:val="Heading1"/>
@@ -2450,7 +2450,7 @@
         <w:t xml:space="preserve"> </w:t>
       </w:r>
       <w:r>
-        <w:t xml:space="preserve">Lockhart, King, and Munsch (2023)</w:t>
+        <w:t xml:space="preserve">Lockhart et al. (2023)</w:t>
       </w:r>
       <w:r>
         <w:t xml:space="preserve"> </w:t>
@@ -2472,8 +2472,8 @@
         <w:t xml:space="preserve">, in which estimated correlations/regression coefficients are biased towards 0. That is, all else being equal, automated demographic imputation would be expected to yield underestimations of the magnitude of gender and racial/ethnic bias.</w:t>
       </w:r>
     </w:p>
-    <w:bookmarkEnd w:id="59"/>
-    <w:bookmarkStart w:id="60" w:name="quantification-as-depoliticization"/>
+    <w:bookmarkEnd w:id="48"/>
+    <w:bookmarkStart w:id="49" w:name="quantification-as-depoliticization"/>
     <w:p>
       <w:pPr>
         <w:pStyle w:val="Heading1"/>
@@ -2575,7 +2575,7 @@
         <w:t xml:space="preserve"> </w:t>
       </w:r>
       <w:r>
-        <w:t xml:space="preserve">(C. Lee et al. 2021)</w:t>
+        <w:t xml:space="preserve">(Lee et al. 2021)</w:t>
       </w:r>
       <w:r>
         <w:t xml:space="preserve">. On an individual level, many students in my Critical Thinking course come in thinking that using numbers is enough to make an argument valid — without regard to how those numbers were produced and whether they have anything to do with the conclusion the argument is attempting to support.</w:t>
@@ -2638,14 +2638,14 @@
         <w:t xml:space="preserve"> </w:t>
       </w:r>
       <w:r>
-        <w:t xml:space="preserve">(Daniel J. Hicks 2017; D. J. Hicks 2018)</w:t>
+        <w:t xml:space="preserve">(Hicks 2017; Hicks 2018)</w:t>
       </w:r>
       <w:r>
         <w:t xml:space="preserve">, as different interests across campus push for different ways of resolving these prior decisions that happen to benefit their particular group.</w:t>
       </w:r>
     </w:p>
-    <w:bookmarkEnd w:id="60"/>
-    <w:bookmarkStart w:id="61" w:name="recommendations-1"/>
+    <w:bookmarkEnd w:id="49"/>
+    <w:bookmarkStart w:id="50" w:name="recommendations-1"/>
     <w:p>
       <w:pPr>
         <w:pStyle w:val="Heading1"/>
@@ -2761,8 +2761,8 @@
         <w:t xml:space="preserve">While far from perfect, distributing power over faculty hires and incorporating accountability/transparency would be preferable to the current system, which often relies heavily on patronage relations among individual faculty, deans, and the provost.</w:t>
       </w:r>
     </w:p>
-    <w:bookmarkEnd w:id="61"/>
-    <w:bookmarkStart w:id="128" w:name="references"/>
+    <w:bookmarkEnd w:id="50"/>
+    <w:bookmarkStart w:id="117" w:name="references"/>
     <w:p>
       <w:pPr>
         <w:pStyle w:val="Heading1"/>
@@ -2771,8 +2771,8 @@
         <w:t xml:space="preserve">References</w:t>
       </w:r>
     </w:p>
-    <w:bookmarkStart w:id="127" w:name="refs"/>
-    <w:bookmarkStart w:id="63" w:name="ref-CaganSanFranciscoDeclaration2013"/>
+    <w:bookmarkStart w:id="116" w:name="refs"/>
+    <w:bookmarkStart w:id="52" w:name="ref-CaganSanFranciscoDeclaration2013"/>
     <w:p>
       <w:pPr>
         <w:pStyle w:val="Bibliography"/>
@@ -2805,7 +2805,7 @@
       <w:r>
         <w:t xml:space="preserve"> </w:t>
       </w:r>
-      <w:hyperlink r:id="rId62">
+      <w:hyperlink r:id="rId51">
         <w:r>
           <w:rPr>
             <w:rStyle w:val="Hyperlink"/>
@@ -2817,14 +2817,14 @@
         <w:t xml:space="preserve">.</w:t>
       </w:r>
     </w:p>
-    <w:bookmarkEnd w:id="63"/>
-    <w:bookmarkStart w:id="65" w:name="ref-DaviesPromotingInclusiveMetrics2021"/>
+    <w:bookmarkEnd w:id="52"/>
+    <w:bookmarkStart w:id="54" w:name="ref-DaviesPromotingInclusiveMetrics2021"/>
     <w:p>
       <w:pPr>
         <w:pStyle w:val="Bibliography"/>
       </w:pPr>
       <w:r>
-        <w:t xml:space="preserve">Davies, Sarah W., Hollie M. Putnam, Tracy Ainsworth, Julia K. Baum, Colleen B. Bove, Sarah C. Crosby, Isabelle M. Côté, et al. 2021.</w:t>
+        <w:t xml:space="preserve">Davies, Sarah W., Hollie M. Putnam, Tracy Ainsworth, et al. 2021.</w:t>
       </w:r>
       <w:r>
         <w:t xml:space="preserve"> </w:t>
@@ -2851,7 +2851,7 @@
       <w:r>
         <w:t xml:space="preserve"> </w:t>
       </w:r>
-      <w:hyperlink r:id="rId64">
+      <w:hyperlink r:id="rId53">
         <w:r>
           <w:rPr>
             <w:rStyle w:val="Hyperlink"/>
@@ -2863,8 +2863,8 @@
         <w:t xml:space="preserve">.</w:t>
       </w:r>
     </w:p>
-    <w:bookmarkEnd w:id="65"/>
-    <w:bookmarkStart w:id="67" w:name="ref-FunkDynamicNetworkMeasure2016"/>
+    <w:bookmarkEnd w:id="54"/>
+    <w:bookmarkStart w:id="56" w:name="ref-FunkDynamicNetworkMeasure2016"/>
     <w:p>
       <w:pPr>
         <w:pStyle w:val="Bibliography"/>
@@ -2897,7 +2897,7 @@
       <w:r>
         <w:t xml:space="preserve"> </w:t>
       </w:r>
-      <w:hyperlink r:id="rId66">
+      <w:hyperlink r:id="rId55">
         <w:r>
           <w:rPr>
             <w:rStyle w:val="Hyperlink"/>
@@ -2909,14 +2909,14 @@
         <w:t xml:space="preserve">.</w:t>
       </w:r>
     </w:p>
-    <w:bookmarkEnd w:id="67"/>
-    <w:bookmarkStart w:id="69" w:name="ref-GintherRaceEthnicityNIH2011"/>
+    <w:bookmarkEnd w:id="56"/>
+    <w:bookmarkStart w:id="58" w:name="ref-GintherRaceEthnicityNIH2011"/>
     <w:p>
       <w:pPr>
         <w:pStyle w:val="Bibliography"/>
       </w:pPr>
       <w:r>
-        <w:t xml:space="preserve">Ginther, Donna K., Walter T. Schaffer, Joshua Schnell, Beth Masimore, Faye Liu, Laurel L. Haak, and Raynard Kington. 2011.</w:t>
+        <w:t xml:space="preserve">Ginther, Donna K., Walter T. Schaffer, Joshua Schnell, et al. 2011.</w:t>
       </w:r>
       <w:r>
         <w:t xml:space="preserve"> </w:t>
@@ -2943,7 +2943,7 @@
       <w:r>
         <w:t xml:space="preserve"> </w:t>
       </w:r>
-      <w:hyperlink r:id="rId68">
+      <w:hyperlink r:id="rId57">
         <w:r>
           <w:rPr>
             <w:rStyle w:val="Hyperlink"/>
@@ -2955,8 +2955,8 @@
         <w:t xml:space="preserve">.</w:t>
       </w:r>
     </w:p>
-    <w:bookmarkEnd w:id="69"/>
-    <w:bookmarkStart w:id="71" w:name="X9b5d33807d08fcdd02922ecee5324b04015843b"/>
+    <w:bookmarkEnd w:id="58"/>
+    <w:bookmarkStart w:id="60" w:name="X9b5d33807d08fcdd02922ecee5324b04015843b"/>
     <w:p>
       <w:pPr>
         <w:pStyle w:val="Bibliography"/>
@@ -2989,7 +2989,7 @@
       <w:r>
         <w:t xml:space="preserve"> </w:t>
       </w:r>
-      <w:hyperlink r:id="rId70">
+      <w:hyperlink r:id="rId59">
         <w:r>
           <w:rPr>
             <w:rStyle w:val="Hyperlink"/>
@@ -3001,8 +3001,8 @@
         <w:t xml:space="preserve">.</w:t>
       </w:r>
     </w:p>
-    <w:bookmarkEnd w:id="71"/>
-    <w:bookmarkStart w:id="73" w:name="ref-HePredictiveEffectsNovelty2018"/>
+    <w:bookmarkEnd w:id="60"/>
+    <w:bookmarkStart w:id="62" w:name="ref-HePredictiveEffectsNovelty2018"/>
     <w:p>
       <w:pPr>
         <w:pStyle w:val="Bibliography"/>
@@ -3035,7 +3035,7 @@
       <w:r>
         <w:t xml:space="preserve"> </w:t>
       </w:r>
-      <w:hyperlink r:id="rId72">
+      <w:hyperlink r:id="rId61">
         <w:r>
           <w:rPr>
             <w:rStyle w:val="Hyperlink"/>
@@ -3047,8 +3047,8 @@
         <w:t xml:space="preserve">.</w:t>
       </w:r>
     </w:p>
-    <w:bookmarkEnd w:id="73"/>
-    <w:bookmarkStart w:id="75" w:name="ref-HengelAreWomenHeld2022"/>
+    <w:bookmarkEnd w:id="62"/>
+    <w:bookmarkStart w:id="64" w:name="ref-HengelAreWomenHeld2022"/>
     <w:p>
       <w:pPr>
         <w:pStyle w:val="Bibliography"/>
@@ -3073,12 +3073,12 @@
         <w:t xml:space="preserve">The Economic Journal</w:t>
       </w:r>
       <w:r>
-        <w:t xml:space="preserve">, May, ueac032.</w:t>
-      </w:r>
-      <w:r>
-        <w:t xml:space="preserve"> </w:t>
-      </w:r>
-      <w:hyperlink r:id="rId74">
+        <w:t xml:space="preserve">, May 16, ueac032.</w:t>
+      </w:r>
+      <w:r>
+        <w:t xml:space="preserve"> </w:t>
+      </w:r>
+      <w:hyperlink r:id="rId63">
         <w:r>
           <w:rPr>
             <w:rStyle w:val="Hyperlink"/>
@@ -3090,8 +3090,8 @@
         <w:t xml:space="preserve">.</w:t>
       </w:r>
     </w:p>
-    <w:bookmarkEnd w:id="75"/>
-    <w:bookmarkStart w:id="77" w:name="ref-HicksSafetyAutonomousVehicles2018"/>
+    <w:bookmarkEnd w:id="64"/>
+    <w:bookmarkStart w:id="66" w:name="ref-HicksSafetyAutonomousVehicles2018"/>
     <w:p>
       <w:pPr>
         <w:pStyle w:val="Bibliography"/>
@@ -3124,7 +3124,7 @@
       <w:r>
         <w:t xml:space="preserve"> </w:t>
       </w:r>
-      <w:hyperlink r:id="rId76">
+      <w:hyperlink r:id="rId65">
         <w:r>
           <w:rPr>
             <w:rStyle w:val="Hyperlink"/>
@@ -3136,8 +3136,8 @@
         <w:t xml:space="preserve">.</w:t>
       </w:r>
     </w:p>
-    <w:bookmarkEnd w:id="77"/>
-    <w:bookmarkStart w:id="79" w:name="Xf6288436b93881d2a0564e3ea482b1db41e84ef"/>
+    <w:bookmarkEnd w:id="66"/>
+    <w:bookmarkStart w:id="68" w:name="Xf6288436b93881d2a0564e3ea482b1db41e84ef"/>
     <w:p>
       <w:pPr>
         <w:pStyle w:val="Bibliography"/>
@@ -3170,7 +3170,7 @@
       <w:r>
         <w:t xml:space="preserve"> </w:t>
       </w:r>
-      <w:hyperlink r:id="rId78">
+      <w:hyperlink r:id="rId67">
         <w:r>
           <w:rPr>
             <w:rStyle w:val="Hyperlink"/>
@@ -3182,14 +3182,14 @@
         <w:t xml:space="preserve">.</w:t>
       </w:r>
     </w:p>
-    <w:bookmarkEnd w:id="79"/>
-    <w:bookmarkStart w:id="81" w:name="Xaaccf5ee059883c950501ede42356d9df8b4c96"/>
+    <w:bookmarkEnd w:id="68"/>
+    <w:bookmarkStart w:id="70" w:name="Xaaccf5ee059883c950501ede42356d9df8b4c96"/>
     <w:p>
       <w:pPr>
         <w:pStyle w:val="Bibliography"/>
       </w:pPr>
       <w:r>
-        <w:t xml:space="preserve">———. 2017.</w:t>
+        <w:t xml:space="preserve">Hicks, Daniel J. 2017.</w:t>
       </w:r>
       <w:r>
         <w:t xml:space="preserve"> </w:t>
@@ -3208,12 +3208,15 @@
         <w:t xml:space="preserve">Issues in Science and Technology</w:t>
       </w:r>
       <w:r>
-        <w:t xml:space="preserve">, January 2017.</w:t>
-      </w:r>
-      <w:r>
-        <w:t xml:space="preserve"> </w:t>
-      </w:r>
-      <w:hyperlink r:id="rId80">
+        <w:t xml:space="preserve"> </w:t>
+      </w:r>
+      <w:r>
+        <w:t xml:space="preserve">33 (Winter 2017): 67–72.</w:t>
+      </w:r>
+      <w:r>
+        <w:t xml:space="preserve"> </w:t>
+      </w:r>
+      <w:hyperlink r:id="rId69">
         <w:r>
           <w:rPr>
             <w:rStyle w:val="Hyperlink"/>
@@ -3225,14 +3228,14 @@
         <w:t xml:space="preserve">.</w:t>
       </w:r>
     </w:p>
-    <w:bookmarkEnd w:id="81"/>
-    <w:bookmarkStart w:id="83" w:name="X223c6766ff2bf337084f9027c1fdcdb10f802b8"/>
+    <w:bookmarkEnd w:id="70"/>
+    <w:bookmarkStart w:id="72" w:name="X223c6766ff2bf337084f9027c1fdcdb10f802b8"/>
     <w:p>
       <w:pPr>
         <w:pStyle w:val="Bibliography"/>
       </w:pPr>
       <w:r>
-        <w:t xml:space="preserve">———. 2021.</w:t>
+        <w:t xml:space="preserve">Hicks, Daniel J. 2021.</w:t>
       </w:r>
       <w:r>
         <w:t xml:space="preserve"> </w:t>
@@ -3259,7 +3262,7 @@
       <w:r>
         <w:t xml:space="preserve"> </w:t>
       </w:r>
-      <w:hyperlink r:id="rId82">
+      <w:hyperlink r:id="rId71">
         <w:r>
           <w:rPr>
             <w:rStyle w:val="Hyperlink"/>
@@ -3271,8 +3274,8 @@
         <w:t xml:space="preserve">.</w:t>
       </w:r>
     </w:p>
-    <w:bookmarkEnd w:id="83"/>
-    <w:bookmarkStart w:id="85" w:name="ref-HicksNetworkAnalysisEvaluate2019"/>
+    <w:bookmarkEnd w:id="72"/>
+    <w:bookmarkStart w:id="74" w:name="ref-HicksNetworkAnalysisEvaluate2019"/>
     <w:p>
       <w:pPr>
         <w:pStyle w:val="Bibliography"/>
@@ -3305,7 +3308,7 @@
       <w:r>
         <w:t xml:space="preserve"> </w:t>
       </w:r>
-      <w:hyperlink r:id="rId84">
+      <w:hyperlink r:id="rId73">
         <w:r>
           <w:rPr>
             <w:rStyle w:val="Hyperlink"/>
@@ -3317,8 +3320,8 @@
         <w:t xml:space="preserve">.</w:t>
       </w:r>
     </w:p>
-    <w:bookmarkEnd w:id="85"/>
-    <w:bookmarkStart w:id="87" w:name="Xd35849a02eeb6cbd2ac293e0e9075f80a0e971a"/>
+    <w:bookmarkEnd w:id="74"/>
+    <w:bookmarkStart w:id="76" w:name="Xd35849a02eeb6cbd2ac293e0e9075f80a0e971a"/>
     <w:p>
       <w:pPr>
         <w:pStyle w:val="Bibliography"/>
@@ -3343,12 +3346,12 @@
         <w:t xml:space="preserve">Frontiers in Research Metrics and Analytics</w:t>
       </w:r>
       <w:r>
-        <w:t xml:space="preserve">.</w:t>
-      </w:r>
-      <w:r>
-        <w:t xml:space="preserve"> </w:t>
-      </w:r>
-      <w:hyperlink r:id="rId86">
+        <w:t xml:space="preserve">, ahead of print.</w:t>
+      </w:r>
+      <w:r>
+        <w:t xml:space="preserve"> </w:t>
+      </w:r>
+      <w:hyperlink r:id="rId75">
         <w:r>
           <w:rPr>
             <w:rStyle w:val="Hyperlink"/>
@@ -3360,8 +3363,8 @@
         <w:t xml:space="preserve">.</w:t>
       </w:r>
     </w:p>
-    <w:bookmarkEnd w:id="87"/>
-    <w:bookmarkStart w:id="89" w:name="ref-HicksLeidenManifestoResearch2015"/>
+    <w:bookmarkEnd w:id="76"/>
+    <w:bookmarkStart w:id="78" w:name="ref-HicksLeidenManifestoResearch2015"/>
     <w:p>
       <w:pPr>
         <w:pStyle w:val="Bibliography"/>
@@ -3394,7 +3397,7 @@
       <w:r>
         <w:t xml:space="preserve"> </w:t>
       </w:r>
-      <w:hyperlink r:id="rId88">
+      <w:hyperlink r:id="rId77">
         <w:r>
           <w:rPr>
             <w:rStyle w:val="Hyperlink"/>
@@ -3406,8 +3409,8 @@
         <w:t xml:space="preserve">.</w:t>
       </w:r>
     </w:p>
-    <w:bookmarkEnd w:id="89"/>
-    <w:bookmarkStart w:id="91" w:name="ref-HicksNationalRoboticsInitiative2019"/>
+    <w:bookmarkEnd w:id="78"/>
+    <w:bookmarkStart w:id="80" w:name="ref-HicksNationalRoboticsInitiative2019"/>
     <w:p>
       <w:pPr>
         <w:pStyle w:val="Bibliography"/>
@@ -3440,7 +3443,7 @@
       <w:r>
         <w:t xml:space="preserve"> </w:t>
       </w:r>
-      <w:hyperlink r:id="rId90">
+      <w:hyperlink r:id="rId79">
         <w:r>
           <w:rPr>
             <w:rStyle w:val="Hyperlink"/>
@@ -3452,8 +3455,8 @@
         <w:t xml:space="preserve">.</w:t>
       </w:r>
     </w:p>
-    <w:bookmarkEnd w:id="91"/>
-    <w:bookmarkStart w:id="93" w:name="Xa2937527daa7f73b2b984c9b7c4c63209e1c984"/>
+    <w:bookmarkEnd w:id="80"/>
+    <w:bookmarkStart w:id="82" w:name="Xa2937527daa7f73b2b984c9b7c4c63209e1c984"/>
     <w:p>
       <w:pPr>
         <w:pStyle w:val="Bibliography"/>
@@ -3466,6 +3469,12 @@
       </w:r>
       <w:r>
         <w:t xml:space="preserve">“The Diversity–Innovation Paradox in Science.”</w:t>
+      </w:r>
+      <w:r>
+        <w:t xml:space="preserve"> </w:t>
+      </w:r>
+      <w:r>
+        <w:t xml:space="preserve">Social Sciences.</w:t>
       </w:r>
       <w:r>
         <w:t xml:space="preserve"> </w:t>
@@ -3478,12 +3487,12 @@
         <w:t xml:space="preserve">Proceedings of the National Academy of Sciences</w:t>
       </w:r>
       <w:r>
-        <w:t xml:space="preserve">, April, 201915378.</w:t>
-      </w:r>
-      <w:r>
-        <w:t xml:space="preserve"> </w:t>
-      </w:r>
-      <w:hyperlink r:id="rId92">
+        <w:t xml:space="preserve">, April 14, 201915378.</w:t>
+      </w:r>
+      <w:r>
+        <w:t xml:space="preserve"> </w:t>
+      </w:r>
+      <w:hyperlink r:id="rId81">
         <w:r>
           <w:rPr>
             <w:rStyle w:val="Hyperlink"/>
@@ -3495,8 +3504,8 @@
         <w:t xml:space="preserve">.</w:t>
       </w:r>
     </w:p>
-    <w:bookmarkEnd w:id="93"/>
-    <w:bookmarkStart w:id="95" w:name="X46afd5baea92e58ab2c0919371d70355e4ea4d0"/>
+    <w:bookmarkEnd w:id="82"/>
+    <w:bookmarkStart w:id="84" w:name="X46afd5baea92e58ab2c0919371d70355e4ea4d0"/>
     <w:p>
       <w:pPr>
         <w:pStyle w:val="Bibliography"/>
@@ -3514,12 +3523,12 @@
         <w:t xml:space="preserve"> </w:t>
       </w:r>
       <w:r>
-        <w:t xml:space="preserve">arXiv.</w:t>
-      </w:r>
-      <w:r>
-        <w:t xml:space="preserve"> </w:t>
-      </w:r>
-      <w:hyperlink r:id="rId94">
+        <w:t xml:space="preserve">arXiv:2402.04607. Preprint, arXiv, February 7.</w:t>
+      </w:r>
+      <w:r>
+        <w:t xml:space="preserve"> </w:t>
+      </w:r>
+      <w:hyperlink r:id="rId83">
         <w:r>
           <w:rPr>
             <w:rStyle w:val="Hyperlink"/>
@@ -3531,8 +3540,8 @@
         <w:t xml:space="preserve">.</w:t>
       </w:r>
     </w:p>
-    <w:bookmarkEnd w:id="95"/>
-    <w:bookmarkStart w:id="96" w:name="ref-JasanoffFifthBranchScience1990"/>
+    <w:bookmarkEnd w:id="84"/>
+    <w:bookmarkStart w:id="85" w:name="ref-JasanoffFifthBranchScience1990"/>
     <w:p>
       <w:pPr>
         <w:pStyle w:val="Bibliography"/>
@@ -3554,8 +3563,8 @@
         <w:t xml:space="preserve">. Harvard University Press.</w:t>
       </w:r>
     </w:p>
-    <w:bookmarkEnd w:id="96"/>
-    <w:bookmarkStart w:id="98" w:name="ref-KojakuDetectingAnomalousCitation2021"/>
+    <w:bookmarkEnd w:id="85"/>
+    <w:bookmarkStart w:id="87" w:name="ref-KojakuDetectingAnomalousCitation2021"/>
     <w:p>
       <w:pPr>
         <w:pStyle w:val="Bibliography"/>
@@ -3588,7 +3597,7 @@
       <w:r>
         <w:t xml:space="preserve"> </w:t>
       </w:r>
-      <w:hyperlink r:id="rId97">
+      <w:hyperlink r:id="rId86">
         <w:r>
           <w:rPr>
             <w:rStyle w:val="Hyperlink"/>
@@ -3600,8 +3609,8 @@
         <w:t xml:space="preserve">.</w:t>
       </w:r>
     </w:p>
-    <w:bookmarkEnd w:id="98"/>
-    <w:bookmarkStart w:id="100" w:name="ref-LeeReferenceClassProblem2020"/>
+    <w:bookmarkEnd w:id="87"/>
+    <w:bookmarkStart w:id="89" w:name="ref-LeeReferenceClassProblem2020"/>
     <w:p>
       <w:pPr>
         <w:pStyle w:val="Bibliography"/>
@@ -3634,7 +3643,7 @@
       <w:r>
         <w:t xml:space="preserve"> </w:t>
       </w:r>
-      <w:hyperlink r:id="rId99">
+      <w:hyperlink r:id="rId88">
         <w:r>
           <w:rPr>
             <w:rStyle w:val="Hyperlink"/>
@@ -3646,8 +3655,8 @@
         <w:t xml:space="preserve">.</w:t>
       </w:r>
     </w:p>
-    <w:bookmarkEnd w:id="100"/>
-    <w:bookmarkStart w:id="102" w:name="ref-LeeViralVisualizationsHow2021"/>
+    <w:bookmarkEnd w:id="89"/>
+    <w:bookmarkStart w:id="91" w:name="ref-LeeViralVisualizationsHow2021"/>
     <w:p>
       <w:pPr>
         <w:pStyle w:val="Bibliography"/>
@@ -3672,12 +3681,12 @@
         <w:t xml:space="preserve">Proceedings of the 2021 CHI Conference on Human Factors in Computing Systems</w:t>
       </w:r>
       <w:r>
-        <w:t xml:space="preserve">, May, 1–18.</w:t>
-      </w:r>
-      <w:r>
-        <w:t xml:space="preserve"> </w:t>
-      </w:r>
-      <w:hyperlink r:id="rId101">
+        <w:t xml:space="preserve">, May 6, 1–18.</w:t>
+      </w:r>
+      <w:r>
+        <w:t xml:space="preserve"> </w:t>
+      </w:r>
+      <w:hyperlink r:id="rId90">
         <w:r>
           <w:rPr>
             <w:rStyle w:val="Hyperlink"/>
@@ -3689,8 +3698,8 @@
         <w:t xml:space="preserve">.</w:t>
       </w:r>
     </w:p>
-    <w:bookmarkEnd w:id="102"/>
-    <w:bookmarkStart w:id="104" w:name="X704231bba73d57df1e30645ded369a973a699fc"/>
+    <w:bookmarkEnd w:id="91"/>
+    <w:bookmarkStart w:id="93" w:name="X704231bba73d57df1e30645ded369a973a699fc"/>
     <w:p>
       <w:pPr>
         <w:pStyle w:val="Bibliography"/>
@@ -3715,12 +3724,12 @@
         <w:t xml:space="preserve">Nature Human Behaviour</w:t>
       </w:r>
       <w:r>
-        <w:t xml:space="preserve">, April, 1–12.</w:t>
-      </w:r>
-      <w:r>
-        <w:t xml:space="preserve"> </w:t>
-      </w:r>
-      <w:hyperlink r:id="rId103">
+        <w:t xml:space="preserve">, April 17, 1–12.</w:t>
+      </w:r>
+      <w:r>
+        <w:t xml:space="preserve"> </w:t>
+      </w:r>
+      <w:hyperlink r:id="rId92">
         <w:r>
           <w:rPr>
             <w:rStyle w:val="Hyperlink"/>
@@ -3732,8 +3741,8 @@
         <w:t xml:space="preserve">.</w:t>
       </w:r>
     </w:p>
-    <w:bookmarkEnd w:id="104"/>
-    <w:bookmarkStart w:id="106" w:name="Xbf276f3b2127f3f54b57745a72a71b4f8bb9117"/>
+    <w:bookmarkEnd w:id="93"/>
+    <w:bookmarkStart w:id="95" w:name="Xbf276f3b2127f3f54b57745a72a71b4f8bb9117"/>
     <w:p>
       <w:pPr>
         <w:pStyle w:val="Bibliography"/>
@@ -3758,12 +3767,12 @@
         <w:t xml:space="preserve">Scientometrics</w:t>
       </w:r>
       <w:r>
-        <w:t xml:space="preserve">, June, 1–14.</w:t>
-      </w:r>
-      <w:r>
-        <w:t xml:space="preserve"> </w:t>
-      </w:r>
-      <w:hyperlink r:id="rId105">
+        <w:t xml:space="preserve">, June 26, 1–14.</w:t>
+      </w:r>
+      <w:r>
+        <w:t xml:space="preserve"> </w:t>
+      </w:r>
+      <w:hyperlink r:id="rId94">
         <w:r>
           <w:rPr>
             <w:rStyle w:val="Hyperlink"/>
@@ -3775,8 +3784,8 @@
         <w:t xml:space="preserve">.</w:t>
       </w:r>
     </w:p>
-    <w:bookmarkEnd w:id="106"/>
-    <w:bookmarkStart w:id="108" w:name="ref-Martin-MartinGoogleScholarWeb2018"/>
+    <w:bookmarkEnd w:id="95"/>
+    <w:bookmarkStart w:id="97" w:name="ref-Martin-MartinGoogleScholarWeb2018"/>
     <w:p>
       <w:pPr>
         <w:pStyle w:val="Bibliography"/>
@@ -3809,7 +3818,7 @@
       <w:r>
         <w:t xml:space="preserve"> </w:t>
       </w:r>
-      <w:hyperlink r:id="rId107">
+      <w:hyperlink r:id="rId96">
         <w:r>
           <w:rPr>
             <w:rStyle w:val="Hyperlink"/>
@@ -3821,8 +3830,8 @@
         <w:t xml:space="preserve">.</w:t>
       </w:r>
     </w:p>
-    <w:bookmarkEnd w:id="108"/>
-    <w:bookmarkStart w:id="110" w:name="X30adbdc587d5aa81700a16f663724f4ff0574c1"/>
+    <w:bookmarkEnd w:id="97"/>
+    <w:bookmarkStart w:id="99" w:name="X30adbdc587d5aa81700a16f663724f4ff0574c1"/>
     <w:p>
       <w:pPr>
         <w:pStyle w:val="Bibliography"/>
@@ -3855,7 +3864,7 @@
       <w:r>
         <w:t xml:space="preserve"> </w:t>
       </w:r>
-      <w:hyperlink r:id="rId109">
+      <w:hyperlink r:id="rId98">
         <w:r>
           <w:rPr>
             <w:rStyle w:val="Hyperlink"/>
@@ -3867,14 +3876,14 @@
         <w:t xml:space="preserve">.</w:t>
       </w:r>
     </w:p>
-    <w:bookmarkEnd w:id="110"/>
-    <w:bookmarkStart w:id="112" w:name="X1d6cdb822ea9f7c8884a16ce9e10aa300fc1f82"/>
+    <w:bookmarkEnd w:id="99"/>
+    <w:bookmarkStart w:id="101" w:name="X1d6cdb822ea9f7c8884a16ce9e10aa300fc1f82"/>
     <w:p>
       <w:pPr>
         <w:pStyle w:val="Bibliography"/>
       </w:pPr>
       <w:r>
-        <w:t xml:space="preserve">Masters-Waage, Theodore, Christiane Spitzmueller, Ebenezer Edema-Sillo, Ally St. Aubin, Michelle Penn-Marshall, Erika Henderson, Peggy Lindner, Cynthia Werner, Tracey Rizzuto, and Juan Madera. 2024.</w:t>
+        <w:t xml:space="preserve">Masters-Waage, Theodore, Christiane Spitzmueller, Ebenezer Edema-Sillo, et al. 2024.</w:t>
       </w:r>
       <w:r>
         <w:t xml:space="preserve"> </w:t>
@@ -3893,12 +3902,12 @@
         <w:t xml:space="preserve">Nature Human Behaviour</w:t>
       </w:r>
       <w:r>
-        <w:t xml:space="preserve">, October, 1–12.</w:t>
-      </w:r>
-      <w:r>
-        <w:t xml:space="preserve"> </w:t>
-      </w:r>
-      <w:hyperlink r:id="rId111">
+        <w:t xml:space="preserve">, October 4, 1–12.</w:t>
+      </w:r>
+      <w:r>
+        <w:t xml:space="preserve"> </w:t>
+      </w:r>
+      <w:hyperlink r:id="rId100">
         <w:r>
           <w:rPr>
             <w:rStyle w:val="Hyperlink"/>
@@ -3910,8 +3919,8 @@
         <w:t xml:space="preserve">.</w:t>
       </w:r>
     </w:p>
-    <w:bookmarkEnd w:id="112"/>
-    <w:bookmarkStart w:id="114" w:name="Xa83cf17b25470a7ac11c3e78d32f26039f0b79f"/>
+    <w:bookmarkEnd w:id="101"/>
+    <w:bookmarkStart w:id="103" w:name="Xa83cf17b25470a7ac11c3e78d32f26039f0b79f"/>
     <w:p>
       <w:pPr>
         <w:pStyle w:val="Bibliography"/>
@@ -3939,12 +3948,12 @@
         <w:t xml:space="preserve"> </w:t>
       </w:r>
       <w:r>
-        <w:t xml:space="preserve">25 (1).</w:t>
-      </w:r>
-      <w:r>
-        <w:t xml:space="preserve"> </w:t>
-      </w:r>
-      <w:hyperlink r:id="rId113">
+        <w:t xml:space="preserve">25 (1). world.</w:t>
+      </w:r>
+      <w:r>
+        <w:t xml:space="preserve"> </w:t>
+      </w:r>
+      <w:hyperlink r:id="rId102">
         <w:r>
           <w:rPr>
             <w:rStyle w:val="Hyperlink"/>
@@ -3956,8 +3965,8 @@
         <w:t xml:space="preserve">.</w:t>
       </w:r>
     </w:p>
-    <w:bookmarkEnd w:id="114"/>
-    <w:bookmarkStart w:id="115" w:name="ref-PorterTrustNumbersPursuit1995"/>
+    <w:bookmarkEnd w:id="103"/>
+    <w:bookmarkStart w:id="104" w:name="ref-PorterTrustNumbersPursuit1995"/>
     <w:p>
       <w:pPr>
         <w:pStyle w:val="Bibliography"/>
@@ -3976,11 +3985,11 @@
         <w:t xml:space="preserve">Trust in Numbers: The Pursuit of Objectivity in Science and Public Life</w:t>
       </w:r>
       <w:r>
-        <w:t xml:space="preserve">. Princeton, N.J: Princeton University Press.</w:t>
-      </w:r>
-    </w:p>
-    <w:bookmarkEnd w:id="115"/>
-    <w:bookmarkStart w:id="117" w:name="X91b0c7074eed83794bce542f874983b79b96837"/>
+        <w:t xml:space="preserve">. Princeton University Press.</w:t>
+      </w:r>
+    </w:p>
+    <w:bookmarkEnd w:id="104"/>
+    <w:bookmarkStart w:id="106" w:name="X91b0c7074eed83794bce542f874983b79b96837"/>
     <w:p>
       <w:pPr>
         <w:pStyle w:val="Bibliography"/>
@@ -4013,7 +4022,7 @@
       <w:r>
         <w:t xml:space="preserve"> </w:t>
       </w:r>
-      <w:hyperlink r:id="rId116">
+      <w:hyperlink r:id="rId105">
         <w:r>
           <w:rPr>
             <w:rStyle w:val="Hyperlink"/>
@@ -4025,8 +4034,8 @@
         <w:t xml:space="preserve">.</w:t>
       </w:r>
     </w:p>
-    <w:bookmarkEnd w:id="117"/>
-    <w:bookmarkStart w:id="119" w:name="X2101413379aa4a24914484027ace35d501e3976"/>
+    <w:bookmarkEnd w:id="106"/>
+    <w:bookmarkStart w:id="108" w:name="X2101413379aa4a24914484027ace35d501e3976"/>
     <w:p>
       <w:pPr>
         <w:pStyle w:val="Bibliography"/>
@@ -4057,12 +4066,12 @@
         <w:t xml:space="preserve">Earth Matters:  The Earth Sciences, Philosophy, and the Claims of Community</w:t>
       </w:r>
       <w:r>
-        <w:t xml:space="preserve">, edited by Robert Frodeman, 79–98. Prentice Hall.</w:t>
-      </w:r>
-      <w:r>
-        <w:t xml:space="preserve"> </w:t>
-      </w:r>
-      <w:hyperlink r:id="rId118">
+        <w:t xml:space="preserve">, edited by Robert Frodeman. Prentice Hall.</w:t>
+      </w:r>
+      <w:r>
+        <w:t xml:space="preserve"> </w:t>
+      </w:r>
+      <w:hyperlink r:id="rId107">
         <w:r>
           <w:rPr>
             <w:rStyle w:val="Hyperlink"/>
@@ -4074,8 +4083,8 @@
         <w:t xml:space="preserve">.</w:t>
       </w:r>
     </w:p>
-    <w:bookmarkEnd w:id="119"/>
-    <w:bookmarkStart w:id="121" w:name="ref-SauvayreTypesErrorsHiding2022"/>
+    <w:bookmarkEnd w:id="108"/>
+    <w:bookmarkStart w:id="110" w:name="ref-SauvayreTypesErrorsHiding2022"/>
     <w:p>
       <w:pPr>
         <w:pStyle w:val="Bibliography"/>
@@ -4108,7 +4117,7 @@
       <w:r>
         <w:t xml:space="preserve"> </w:t>
       </w:r>
-      <w:hyperlink r:id="rId120">
+      <w:hyperlink r:id="rId109">
         <w:r>
           <w:rPr>
             <w:rStyle w:val="Hyperlink"/>
@@ -4120,8 +4129,8 @@
         <w:t xml:space="preserve">.</w:t>
       </w:r>
     </w:p>
-    <w:bookmarkEnd w:id="121"/>
-    <w:bookmarkStart w:id="123" w:name="ref-SimontonGoogleScholarCitations"/>
+    <w:bookmarkEnd w:id="110"/>
+    <w:bookmarkStart w:id="112" w:name="ref-SimontonGoogleScholarCitations"/>
     <w:p>
       <w:pPr>
         <w:pStyle w:val="Bibliography"/>
@@ -4133,18 +4142,19 @@
         <w:t xml:space="preserve"> </w:t>
       </w:r>
       <w:r>
-        <w:t xml:space="preserve">“Google Scholar Citations: Serious Errors.”</w:t>
-      </w:r>
-      <w:r>
-        <w:t xml:space="preserve"> </w:t>
-      </w:r>
-      <w:r>
-        <w:t xml:space="preserve">Accessed July 1, 2025.</w:t>
-      </w:r>
-      <w:r>
-        <w:t xml:space="preserve"> </w:t>
-      </w:r>
-      <w:hyperlink r:id="rId122">
+        <w:rPr>
+          <w:i/>
+          <w:iCs/>
+        </w:rPr>
+        <w:t xml:space="preserve">Google Scholar Citations: Serious Errors</w:t>
+      </w:r>
+      <w:r>
+        <w:t xml:space="preserve">. Accessed July 1, 2025.</w:t>
+      </w:r>
+      <w:r>
+        <w:t xml:space="preserve"> </w:t>
+      </w:r>
+      <w:hyperlink r:id="rId111">
         <w:r>
           <w:rPr>
             <w:rStyle w:val="Hyperlink"/>
@@ -4156,8 +4166,8 @@
         <w:t xml:space="preserve">.</w:t>
       </w:r>
     </w:p>
-    <w:bookmarkEnd w:id="123"/>
-    <w:bookmarkStart w:id="124" w:name="ref-SugimotoEquityWomenScience2023"/>
+    <w:bookmarkEnd w:id="112"/>
+    <w:bookmarkStart w:id="113" w:name="ref-SugimotoEquityWomenScience2023"/>
     <w:p>
       <w:pPr>
         <w:pStyle w:val="Bibliography"/>
@@ -4179,14 +4189,14 @@
         <w:t xml:space="preserve">. Harvard University Press.</w:t>
       </w:r>
     </w:p>
-    <w:bookmarkEnd w:id="124"/>
-    <w:bookmarkStart w:id="126" w:name="Xe3473194d122d5fefedb963b9c7e97b186f61f5"/>
+    <w:bookmarkEnd w:id="113"/>
+    <w:bookmarkStart w:id="115" w:name="Xe3473194d122d5fefedb963b9c7e97b186f61f5"/>
     <w:p>
       <w:pPr>
         <w:pStyle w:val="Bibliography"/>
       </w:pPr>
       <w:r>
-        <w:t xml:space="preserve">Zeng, Xiao Han T., Jordi Duch, Marta Sales-Pardo, João A. G. Moreira, Filippo Radicchi, Haroldo V. Ribeiro, Teresa K. Woodruff, and Luís A. Nunes Amaral. 2016.</w:t>
+        <w:t xml:space="preserve">Zeng, Xiao Han T., Jordi Duch, Marta Sales-Pardo, et al. 2016.</w:t>
       </w:r>
       <w:r>
         <w:t xml:space="preserve"> </w:t>
@@ -4213,7 +4223,7 @@
       <w:r>
         <w:t xml:space="preserve"> </w:t>
       </w:r>
-      <w:hyperlink r:id="rId125">
+      <w:hyperlink r:id="rId114">
         <w:r>
           <w:rPr>
             <w:rStyle w:val="Hyperlink"/>
@@ -4225,9 +4235,9 @@
         <w:t xml:space="preserve">.</w:t>
       </w:r>
     </w:p>
-    <w:bookmarkEnd w:id="126"/>
-    <w:bookmarkEnd w:id="127"/>
-    <w:bookmarkEnd w:id="128"/>
+    <w:bookmarkEnd w:id="115"/>
+    <w:bookmarkEnd w:id="116"/>
+    <w:bookmarkEnd w:id="117"/>
     <w:sectPr>
       <w:footnotePr>
         <w:numRestart w:val="eachSect"/>
@@ -4257,7 +4267,7 @@
       </w:r>
     </w:p>
   </w:footnote>
-  <w:footnote w:id="29">
+  <w:footnote w:id="18">
     <w:p>
       <w:pPr>
         <w:pStyle w:val="FootnoteText"/>
@@ -4276,7 +4286,7 @@
       </w:r>
     </w:p>
   </w:footnote>
-  <w:footnote w:id="30">
+  <w:footnote w:id="19">
     <w:p>
       <w:pPr>
         <w:pStyle w:val="FootnoteText"/>
@@ -4337,7 +4347,7 @@
       </w:r>
     </w:p>
   </w:footnote>
-  <w:footnote w:id="32">
+  <w:footnote w:id="21">
     <w:p>
       <w:pPr>
         <w:pStyle w:val="FootnoteText"/>
@@ -4356,7 +4366,7 @@
       </w:r>
     </w:p>
   </w:footnote>
-  <w:footnote w:id="34">
+  <w:footnote w:id="23">
     <w:p>
       <w:pPr>
         <w:pStyle w:val="FootnoteText"/>
@@ -4375,7 +4385,7 @@
       </w:r>
     </w:p>
   </w:footnote>
-  <w:footnote w:id="38">
+  <w:footnote w:id="27">
     <w:p>
       <w:pPr>
         <w:pStyle w:val="FootnoteText"/>
@@ -4395,7 +4405,7 @@
       <w:r>
         <w:t xml:space="preserve"> </w:t>
       </w:r>
-      <w:hyperlink r:id="rId39">
+      <w:hyperlink r:id="rId28">
         <w:r>
           <w:rPr>
             <w:rStyle w:val="Hyperlink"/>
@@ -4405,7 +4415,7 @@
       </w:hyperlink>
     </w:p>
   </w:footnote>
-  <w:footnote w:id="41">
+  <w:footnote w:id="30">
     <w:p>
       <w:pPr>
         <w:pStyle w:val="FootnoteText"/>
@@ -4419,7 +4429,7 @@
       <w:r>
         <w:t xml:space="preserve"> </w:t>
       </w:r>
-      <w:hyperlink r:id="rId42">
+      <w:hyperlink r:id="rId31">
         <w:r>
           <w:rPr>
             <w:rStyle w:val="Hyperlink"/>
@@ -4429,7 +4439,7 @@
       </w:hyperlink>
     </w:p>
   </w:footnote>
-  <w:footnote w:id="43">
+  <w:footnote w:id="32">
     <w:p>
       <w:pPr>
         <w:pStyle w:val="FootnoteText"/>
@@ -4443,7 +4453,7 @@
       <w:r>
         <w:t xml:space="preserve"> </w:t>
       </w:r>
-      <w:hyperlink r:id="rId44">
+      <w:hyperlink r:id="rId33">
         <w:r>
           <w:rPr>
             <w:rStyle w:val="Hyperlink"/>
@@ -4453,7 +4463,7 @@
       </w:hyperlink>
     </w:p>
   </w:footnote>
-  <w:footnote w:id="45">
+  <w:footnote w:id="34">
     <w:p>
       <w:pPr>
         <w:pStyle w:val="FootnoteText"/>
@@ -4467,7 +4477,7 @@
       <w:r>
         <w:t xml:space="preserve"> </w:t>
       </w:r>
-      <w:hyperlink r:id="rId46">
+      <w:hyperlink r:id="rId35">
         <w:r>
           <w:rPr>
             <w:rStyle w:val="Hyperlink"/>
@@ -4477,7 +4487,7 @@
       </w:hyperlink>
     </w:p>
   </w:footnote>
-  <w:footnote w:id="54">
+  <w:footnote w:id="43">
     <w:p>
       <w:pPr>
         <w:pStyle w:val="FootnoteText"/>
@@ -4491,7 +4501,7 @@
       <w:r>
         <w:t xml:space="preserve"> </w:t>
       </w:r>
-      <w:hyperlink r:id="rId55">
+      <w:hyperlink r:id="rId44">
         <w:r>
           <w:rPr>
             <w:rStyle w:val="Hyperlink"/>
@@ -4501,7 +4511,7 @@
       </w:hyperlink>
     </w:p>
   </w:footnote>
-  <w:footnote w:id="56">
+  <w:footnote w:id="45">
     <w:p>
       <w:pPr>
         <w:pStyle w:val="FootnoteText"/>
@@ -4515,7 +4525,7 @@
       <w:r>
         <w:t xml:space="preserve"> </w:t>
       </w:r>
-      <w:hyperlink r:id="rId57">
+      <w:hyperlink r:id="rId46">
         <w:r>
           <w:rPr>
             <w:rStyle w:val="Hyperlink"/>
@@ -4868,10 +4878,10 @@
   <w:docDefaults>
     <w:rPrDefault>
       <w:rPr>
-        <w:rFonts w:asciiTheme="minorHAnsi" w:cstheme="minorBidi" w:eastAsiaTheme="minorHAnsi" w:hAnsiTheme="minorHAnsi"/>
+        <w:rFonts w:asciiTheme="minorHAnsi" w:cstheme="minorBidi" w:eastAsiaTheme="minorEastAsia" w:hAnsiTheme="minorHAnsi"/>
         <w:sz w:val="24"/>
         <w:szCs w:val="24"/>
-        <w:lang w:bidi="ar-SA" w:eastAsia="en-US" w:val="en-US"/>
+        <w:lang w:bidi="ar-SA" w:eastAsia="zh-CN" w:val="en-US"/>
       </w:rPr>
     </w:rPrDefault>
     <w:pPrDefault>
@@ -5412,13 +5422,6 @@
       </w:tblCellMar>
     </w:tblPr>
     <w:tblStylePr w:type="firstRow">
-      <w:tblPr>
-        <w:jc w:val="left"/>
-        <w:tblInd w:type="dxa" w:w="0"/>
-      </w:tblPr>
-      <w:trPr>
-        <w:jc w:val="left"/>
-      </w:trPr>
       <w:tcPr>
         <w:tcBorders>
           <w:bottom w:val="single"/>
